--- a/DevyaniPKumar-resume.docx
+++ b/DevyaniPKumar-resume.docx
@@ -1856,33 +1856,38 @@
     <w:p>
       <w:r>
         <w:rPr>
-          <w:color w:val="555555"/>
+          <w:i/>
           <w:sz w:val="19"/>
         </w:rPr>
-        <w:t xml:space="preserve">Chennai Mathematical Institute (CMI) — Ongoing (Distance Learning </w:t>
+        <w:t>Research Focus: Rubik's Cube Optimization using Evolutionary Algorithms</w:t>
+      </w:r>
+      <w:r>
+        <w:rPr>
+          <w:i/>
+          <w:sz w:val="19"/>
+        </w:rPr>
+        <w:t xml:space="preserve"> </w:t>
       </w:r>
       <w:r>
         <w:rPr>
           <w:color w:val="555555"/>
           <w:sz w:val="19"/>
         </w:rPr>
-        <w:t>Program</w:t>
+        <w:t>—</w:t>
+      </w:r>
+      <w:r>
+        <w:rPr>
+          <w:i/>
+          <w:sz w:val="19"/>
+        </w:rPr>
+        <w:t xml:space="preserve"> </w:t>
       </w:r>
       <w:r>
         <w:rPr>
           <w:color w:val="555555"/>
           <w:sz w:val="19"/>
         </w:rPr>
-        <w:t>)</w:t>
-      </w:r>
-    </w:p>
-    <w:p>
-      <w:r>
-        <w:rPr>
-          <w:i/>
-          <w:sz w:val="19"/>
-        </w:rPr>
-        <w:t>Research Focus: Rubik's Cube Optimization using Evolutionary Algorithms</w:t>
+        <w:t>Ongoing (Distance Learning Program)</w:t>
       </w:r>
     </w:p>
     <w:p>
@@ -1894,15 +1899,6 @@
           <w:b/>
         </w:rPr>
         <w:t>Bachelor of Technology — Computer Science (Specialization: Cognitive Computing)</w:t>
-      </w:r>
-    </w:p>
-    <w:p>
-      <w:r>
-        <w:rPr>
-          <w:color w:val="555555"/>
-          <w:sz w:val="19"/>
-        </w:rPr>
-        <w:t>IIIT Delhi (IIITD)</w:t>
       </w:r>
     </w:p>
     <w:p>
